--- a/TAI_LIEU_HOAN_CHINH/03_Luan_an_5_chuong/chuong_3_phuong_phap.docx
+++ b/TAI_LIEU_HOAN_CHINH/03_Luan_an_5_chuong/chuong_3_phuong_phap.docx
@@ -20045,7 +20045,7 @@
     <w:name w:val="Normal"/>
     <w:qFormat/>
     <w:pPr>
-      <w:spacing w:line="360" w:lineRule="auto"/>
+      <w:spacing w:line="288" w:lineRule="auto"/>
       <w:jc w:val="both"/>
     </w:pPr>
     <w:rPr>
@@ -20059,7 +20059,7 @@
     <w:basedOn w:val="Normal"/>
     <w:link w:val="BodyTextChar"/>
     <w:pPr>
-      <w:spacing w:after="180" w:before="180" w:line="360" w:lineRule="auto"/>
+      <w:spacing w:after="180" w:before="180" w:line="288" w:lineRule="auto"/>
       <w:jc w:val="both"/>
     </w:pPr>
     <w:qFormat/>
@@ -20075,7 +20075,7 @@
     <w:next w:val="BodyText"/>
     <w:qFormat/>
     <w:pPr>
-      <w:spacing w:line="360" w:lineRule="auto"/>
+      <w:spacing w:line="288" w:lineRule="auto"/>
       <w:jc w:val="both"/>
     </w:pPr>
     <w:rPr>
@@ -20089,7 +20089,7 @@
     <w:basedOn w:val="BodyText"/>
     <w:qFormat/>
     <w:pPr>
-      <w:spacing w:after="36" w:before="36" w:line="360" w:lineRule="auto"/>
+      <w:spacing w:after="36" w:before="36" w:line="288" w:lineRule="auto"/>
       <w:jc w:val="both"/>
     </w:pPr>
     <w:rPr>
@@ -20106,7 +20106,7 @@
     <w:pPr>
       <w:keepNext/>
       <w:keepLines/>
-      <w:spacing w:after="240" w:before="480" w:line="360" w:lineRule="auto"/>
+      <w:spacing w:after="240" w:before="480" w:line="288" w:lineRule="auto"/>
       <w:jc w:val="both"/>
     </w:pPr>
     <w:rPr>
@@ -20126,7 +20126,7 @@
     <w:pPr>
       <w:keepNext/>
       <w:keepLines/>
-      <w:spacing w:after="240" w:before="240" w:line="360" w:lineRule="auto"/>
+      <w:spacing w:after="240" w:before="240" w:line="288" w:lineRule="auto"/>
       <w:jc w:val="both"/>
     </w:pPr>
     <w:rPr>
@@ -20143,7 +20143,7 @@
     <w:pPr>
       <w:keepNext/>
       <w:keepLines/>
-      <w:spacing w:line="360" w:lineRule="auto"/>
+      <w:spacing w:line="288" w:lineRule="auto"/>
       <w:jc w:val="both"/>
     </w:pPr>
     <w:rPr>
@@ -20159,7 +20159,7 @@
     <w:pPr>
       <w:keepNext/>
       <w:keepLines/>
-      <w:spacing w:line="360" w:lineRule="auto"/>
+      <w:spacing w:line="288" w:lineRule="auto"/>
       <w:jc w:val="both"/>
     </w:pPr>
     <w:rPr>
@@ -20177,7 +20177,7 @@
       <w:keepNext/>
       <w:keepLines/>
       <w:jc w:val="both"/>
-      <w:spacing w:after="0" w:before="300" w:line="360" w:lineRule="auto"/>
+      <w:spacing w:after="0" w:before="300" w:line="288" w:lineRule="auto"/>
     </w:pPr>
     <w:rPr>
       <w:color w:val="000000"/>
@@ -20195,7 +20195,7 @@
     <w:pPr>
       <w:keepNext/>
       <w:keepLines/>
-      <w:spacing w:after="300" w:before="100" w:line="360" w:lineRule="auto"/>
+      <w:spacing w:after="300" w:before="100" w:line="288" w:lineRule="auto"/>
       <w:jc w:val="both"/>
     </w:pPr>
     <w:rPr>
@@ -20211,7 +20211,7 @@
     <w:next w:val="Bibliography"/>
     <w:qFormat/>
     <w:pPr>
-      <w:spacing w:line="360" w:lineRule="auto"/>
+      <w:spacing w:line="288" w:lineRule="auto"/>
       <w:jc w:val="both"/>
     </w:pPr>
     <w:rPr>
@@ -20229,7 +20229,7 @@
     <w:pPr>
       <w:keepNext/>
       <w:keepLines/>
-      <w:spacing w:after="0" w:before="480" w:line="360" w:lineRule="auto"/>
+      <w:spacing w:after="0" w:before="480" w:line="288" w:lineRule="auto"/>
       <w:jc w:val="both"/>
       <w:outlineLvl w:val="0"/>
     </w:pPr>
@@ -20252,7 +20252,7 @@
     <w:pPr>
       <w:keepNext/>
       <w:keepLines/>
-      <w:spacing w:after="0" w:before="200" w:line="360" w:lineRule="auto"/>
+      <w:spacing w:after="0" w:before="200" w:line="288" w:lineRule="auto"/>
       <w:jc w:val="both"/>
       <w:outlineLvl w:val="1"/>
     </w:pPr>
@@ -20275,7 +20275,7 @@
     <w:pPr>
       <w:keepNext/>
       <w:keepLines/>
-      <w:spacing w:after="0" w:before="200" w:line="360" w:lineRule="auto"/>
+      <w:spacing w:after="0" w:before="200" w:line="288" w:lineRule="auto"/>
       <w:jc w:val="both"/>
       <w:outlineLvl w:val="2"/>
     </w:pPr>
@@ -20298,7 +20298,7 @@
     <w:pPr>
       <w:keepNext/>
       <w:keepLines/>
-      <w:spacing w:after="0" w:before="200" w:line="360" w:lineRule="auto"/>
+      <w:spacing w:after="0" w:before="200" w:line="288" w:lineRule="auto"/>
       <w:jc w:val="both"/>
       <w:outlineLvl w:val="3"/>
     </w:pPr>
@@ -20321,7 +20321,7 @@
     <w:pPr>
       <w:keepNext/>
       <w:keepLines/>
-      <w:spacing w:after="0" w:before="200" w:line="360" w:lineRule="auto"/>
+      <w:spacing w:after="0" w:before="200" w:line="288" w:lineRule="auto"/>
       <w:jc w:val="both"/>
       <w:outlineLvl w:val="4"/>
     </w:pPr>
@@ -20343,7 +20343,7 @@
     <w:pPr>
       <w:keepNext/>
       <w:keepLines/>
-      <w:spacing w:after="0" w:before="200" w:line="360" w:lineRule="auto"/>
+      <w:spacing w:after="0" w:before="200" w:line="288" w:lineRule="auto"/>
       <w:jc w:val="both"/>
       <w:outlineLvl w:val="5"/>
     </w:pPr>
@@ -20364,7 +20364,7 @@
     <w:pPr>
       <w:keepNext/>
       <w:keepLines/>
-      <w:spacing w:after="0" w:before="200" w:line="360" w:lineRule="auto"/>
+      <w:spacing w:after="0" w:before="200" w:line="288" w:lineRule="auto"/>
       <w:jc w:val="both"/>
       <w:outlineLvl w:val="6"/>
     </w:pPr>
@@ -20385,7 +20385,7 @@
     <w:pPr>
       <w:keepNext/>
       <w:keepLines/>
-      <w:spacing w:after="0" w:before="200" w:line="360" w:lineRule="auto"/>
+      <w:spacing w:after="0" w:before="200" w:line="288" w:lineRule="auto"/>
       <w:jc w:val="both"/>
       <w:outlineLvl w:val="7"/>
     </w:pPr>
@@ -20406,7 +20406,7 @@
     <w:pPr>
       <w:keepNext/>
       <w:keepLines/>
-      <w:spacing w:after="0" w:before="200" w:line="360" w:lineRule="auto"/>
+      <w:spacing w:after="0" w:before="200" w:line="288" w:lineRule="auto"/>
       <w:jc w:val="both"/>
       <w:outlineLvl w:val="8"/>
     </w:pPr>
@@ -20425,7 +20425,7 @@
     <w:unhideWhenUsed/>
     <w:qFormat/>
     <w:pPr>
-      <w:spacing w:after="100" w:before="100" w:line="360" w:lineRule="auto"/>
+      <w:spacing w:after="100" w:before="100" w:line="288" w:lineRule="auto"/>
       <w:ind w:firstLine="0" w:left="480" w:right="480"/>
       <w:jc w:val="both"/>
     </w:pPr>
@@ -20443,7 +20443,7 @@
     <w:unhideWhenUsed/>
     <w:qFormat/>
     <w:pPr>
-      <w:spacing w:line="360" w:lineRule="auto"/>
+      <w:spacing w:line="288" w:lineRule="auto"/>
       <w:jc w:val="both"/>
     </w:pPr>
     <w:rPr>
@@ -20469,7 +20469,7 @@
     <w:unhideWhenUsed/>
     <w:qFormat/>
     <w:pPr>
-      <w:spacing w:line="360" w:lineRule="auto"/>
+      <w:spacing w:line="288" w:lineRule="auto"/>
       <w:jc w:val="both"/>
     </w:pPr>
     <w:rPr>
@@ -20509,7 +20509,7 @@
     <w:pPr>
       <w:keepNext/>
       <w:keepLines/>
-      <w:spacing w:after="0" w:line="360" w:lineRule="auto"/>
+      <w:spacing w:after="0" w:line="288" w:lineRule="auto"/>
       <w:jc w:val="both"/>
     </w:pPr>
     <w:rPr>
@@ -20523,7 +20523,7 @@
     <w:name w:val="Definition"/>
     <w:basedOn w:val="Normal"/>
     <w:pPr>
-      <w:spacing w:line="360" w:lineRule="auto"/>
+      <w:spacing w:line="288" w:lineRule="auto"/>
       <w:jc w:val="both"/>
     </w:pPr>
     <w:rPr>
@@ -20537,7 +20537,7 @@
     <w:basedOn w:val="Normal"/>
     <w:link w:val="BodyTextChar"/>
     <w:pPr>
-      <w:spacing w:after="120" w:before="0" w:line="360" w:lineRule="auto"/>
+      <w:spacing w:after="120" w:before="0" w:line="288" w:lineRule="auto"/>
       <w:jc w:val="both"/>
     </w:pPr>
     <w:rPr>
@@ -20552,7 +20552,7 @@
     <w:basedOn w:val="Caption"/>
     <w:pPr>
       <w:keepNext/>
-      <w:spacing w:line="360" w:lineRule="auto"/>
+      <w:spacing w:line="288" w:lineRule="auto"/>
       <w:jc w:val="both"/>
     </w:pPr>
     <w:rPr>
@@ -20565,7 +20565,7 @@
     <w:name w:val="Image Caption"/>
     <w:basedOn w:val="Caption"/>
     <w:pPr>
-      <w:spacing w:line="360" w:lineRule="auto"/>
+      <w:spacing w:line="288" w:lineRule="auto"/>
       <w:jc w:val="both"/>
     </w:pPr>
     <w:rPr>
@@ -20578,7 +20578,7 @@
     <w:name w:val="Figure"/>
     <w:basedOn w:val="Normal"/>
     <w:pPr>
-      <w:spacing w:line="360" w:lineRule="auto"/>
+      <w:spacing w:line="288" w:lineRule="auto"/>
       <w:jc w:val="both"/>
     </w:pPr>
     <w:rPr>
@@ -20592,7 +20592,7 @@
     <w:basedOn w:val="Figure"/>
     <w:pPr>
       <w:keepNext/>
-      <w:spacing w:line="360" w:lineRule="auto"/>
+      <w:spacing w:line="288" w:lineRule="auto"/>
       <w:jc w:val="both"/>
     </w:pPr>
     <w:rPr>
@@ -20656,7 +20656,7 @@
     <w:unhideWhenUsed/>
     <w:qFormat/>
     <w:pPr>
-      <w:spacing w:before="240" w:line="360" w:lineRule="auto"/>
+      <w:spacing w:before="240" w:line="288" w:lineRule="auto"/>
       <w:jc w:val="both"/>
       <w:outlineLvl w:val="9"/>
     </w:pPr>
